--- a/re_[SIS]ANO2C2B1S1A3_backend.docx
+++ b/re_[SIS]ANO2C2B1S1A3_backend.docx
@@ -7,44 +7,34 @@
         <w:ind w:left="357"/>
         <w:jc w:val="center"/>
         <w:rPr>
-          <w:rFonts w:ascii="Poppins" w:hAnsi="Poppins" w:cs="Poppins"/>
+          <w:rFonts w:ascii="Verdana" w:hAnsi="Verdana" w:cs="Poppins"/>
           <w:b/>
-          <w:sz w:val="22"/>
-          <w:szCs w:val="22"/>
           <w:u w:val="single"/>
         </w:rPr>
       </w:pPr>
-      <w:proofErr w:type="spellStart"/>
       <w:r>
         <w:rPr>
-          <w:rFonts w:ascii="Poppins" w:hAnsi="Poppins" w:cs="Poppins"/>
+          <w:rFonts w:ascii="Verdana" w:hAnsi="Verdana" w:cs="Poppins"/>
           <w:b/>
-          <w:sz w:val="22"/>
-          <w:szCs w:val="22"/>
           <w:u w:val="single"/>
         </w:rPr>
         <w:t>Backend</w:t>
       </w:r>
-      <w:proofErr w:type="spellEnd"/>
     </w:p>
     <w:p>
       <w:pPr>
         <w:ind w:left="357"/>
         <w:jc w:val="center"/>
         <w:rPr>
-          <w:rFonts w:ascii="Poppins" w:hAnsi="Poppins" w:cs="Poppins"/>
+          <w:rFonts w:ascii="Verdana" w:hAnsi="Verdana" w:cs="Poppins"/>
           <w:b/>
-          <w:sz w:val="22"/>
-          <w:szCs w:val="22"/>
           <w:u w:val="single"/>
         </w:rPr>
       </w:pPr>
       <w:r>
         <w:rPr>
-          <w:rFonts w:ascii="Poppins" w:hAnsi="Poppins" w:cs="Poppins"/>
+          <w:rFonts w:ascii="Verdana" w:hAnsi="Verdana" w:cs="Poppins"/>
           <w:b/>
-          <w:sz w:val="22"/>
-          <w:szCs w:val="22"/>
           <w:u w:val="single"/>
         </w:rPr>
         <w:t>Entrega no AVA</w:t>
@@ -55,34 +45,26 @@
         <w:ind w:left="357"/>
         <w:jc w:val="center"/>
         <w:rPr>
-          <w:rFonts w:ascii="Poppins" w:hAnsi="Poppins" w:cs="Poppins"/>
+          <w:rFonts w:ascii="Verdana" w:hAnsi="Verdana" w:cs="Poppins"/>
           <w:b/>
-          <w:sz w:val="22"/>
-          <w:szCs w:val="22"/>
           <w:u w:val="single"/>
         </w:rPr>
       </w:pPr>
-      <w:proofErr w:type="spellStart"/>
       <w:r>
         <w:rPr>
-          <w:rFonts w:ascii="Poppins" w:hAnsi="Poppins" w:cs="Poppins"/>
+          <w:rFonts w:ascii="Verdana" w:hAnsi="Verdana" w:cs="Poppins"/>
           <w:b/>
-          <w:sz w:val="22"/>
-          <w:szCs w:val="22"/>
           <w:u w:val="single"/>
         </w:rPr>
-        <w:t>re</w:t>
+        <w:t>re_[SIS]ANO2C2B1S1A</w:t>
       </w:r>
-      <w:proofErr w:type="spellEnd"/>
       <w:r>
         <w:rPr>
-          <w:rFonts w:ascii="Poppins" w:hAnsi="Poppins" w:cs="Poppins"/>
+          <w:rFonts w:ascii="Verdana" w:hAnsi="Verdana" w:cs="Poppins"/>
           <w:b/>
-          <w:sz w:val="22"/>
-          <w:szCs w:val="22"/>
           <w:u w:val="single"/>
         </w:rPr>
-        <w:t>_[SIS]ANO2C2B1S1A3</w:t>
+        <w:t>1A2</w:t>
       </w:r>
     </w:p>
     <w:p>
@@ -90,10 +72,10 @@
         <w:ind w:left="357"/>
         <w:jc w:val="both"/>
         <w:rPr>
-          <w:rFonts w:ascii="Poppins" w:hAnsi="Poppins" w:cs="Poppins"/>
+          <w:rFonts w:ascii="Verdana" w:hAnsi="Verdana" w:cs="Poppins"/>
           <w:b/>
-          <w:sz w:val="22"/>
-          <w:szCs w:val="22"/>
+          <w:sz w:val="18"/>
+          <w:szCs w:val="18"/>
           <w:u w:val="single"/>
         </w:rPr>
       </w:pPr>
@@ -103,20 +85,18 @@
         <w:ind w:left="357"/>
         <w:jc w:val="both"/>
         <w:rPr>
-          <w:rFonts w:ascii="Poppins" w:hAnsi="Poppins" w:cs="Poppins"/>
+          <w:rFonts w:ascii="Verdana" w:hAnsi="Verdana" w:cs="Poppins"/>
           <w:b/>
-          <w:sz w:val="22"/>
-          <w:szCs w:val="22"/>
-          <w:u w:val="single"/>
+          <w:sz w:val="18"/>
+          <w:szCs w:val="18"/>
         </w:rPr>
       </w:pPr>
       <w:r>
         <w:rPr>
-          <w:rFonts w:ascii="Poppins" w:hAnsi="Poppins" w:cs="Poppins"/>
+          <w:rFonts w:ascii="Verdana" w:hAnsi="Verdana" w:cs="Poppins"/>
           <w:b/>
-          <w:sz w:val="22"/>
-          <w:szCs w:val="22"/>
-          <w:u w:val="single"/>
+          <w:sz w:val="18"/>
+          <w:szCs w:val="18"/>
         </w:rPr>
         <w:t>Título da atividade: Introdução à arquitetura MVC e organização do código</w:t>
       </w:r>
@@ -126,11 +106,10 @@
         <w:ind w:left="357"/>
         <w:jc w:val="both"/>
         <w:rPr>
-          <w:rFonts w:ascii="Poppins" w:hAnsi="Poppins" w:cs="Poppins"/>
+          <w:rFonts w:ascii="Verdana" w:hAnsi="Verdana" w:cs="Poppins"/>
           <w:b/>
-          <w:sz w:val="22"/>
-          <w:szCs w:val="22"/>
-          <w:u w:val="single"/>
+          <w:sz w:val="18"/>
+          <w:szCs w:val="18"/>
         </w:rPr>
       </w:pPr>
     </w:p>
@@ -139,20 +118,18 @@
         <w:ind w:left="357"/>
         <w:jc w:val="both"/>
         <w:rPr>
-          <w:rFonts w:ascii="Poppins" w:hAnsi="Poppins" w:cs="Poppins"/>
+          <w:rFonts w:ascii="Verdana" w:hAnsi="Verdana" w:cs="Poppins"/>
           <w:b/>
-          <w:sz w:val="22"/>
-          <w:szCs w:val="22"/>
-          <w:u w:val="single"/>
+          <w:sz w:val="18"/>
+          <w:szCs w:val="18"/>
         </w:rPr>
       </w:pPr>
       <w:r>
         <w:rPr>
-          <w:rFonts w:ascii="Poppins" w:hAnsi="Poppins" w:cs="Poppins"/>
+          <w:rFonts w:ascii="Verdana" w:hAnsi="Verdana" w:cs="Poppins"/>
           <w:b/>
-          <w:sz w:val="22"/>
-          <w:szCs w:val="22"/>
-          <w:u w:val="single"/>
+          <w:sz w:val="18"/>
+          <w:szCs w:val="18"/>
         </w:rPr>
         <w:t>Objetivos</w:t>
       </w:r>
@@ -162,80 +139,90 @@
         <w:ind w:left="357"/>
         <w:jc w:val="both"/>
         <w:rPr>
-          <w:rFonts w:ascii="Poppins" w:hAnsi="Poppins" w:cs="Poppins"/>
+          <w:rFonts w:ascii="Verdana" w:hAnsi="Verdana" w:cs="Poppins"/>
+          <w:bCs/>
+          <w:sz w:val="18"/>
+          <w:szCs w:val="18"/>
+        </w:rPr>
+      </w:pPr>
+      <w:r>
+        <w:rPr>
+          <w:rFonts w:ascii="Verdana" w:hAnsi="Verdana" w:cs="Poppins"/>
+          <w:bCs/>
+          <w:sz w:val="18"/>
+          <w:szCs w:val="18"/>
+        </w:rPr>
+        <w:t>Entender e aplicar a arquitetura MVC (Model-View-Controller) em uma aplicação back-end simples, organizando o código de forma clara e escalável.</w:t>
+      </w:r>
+    </w:p>
+    <w:p>
+      <w:pPr>
+        <w:ind w:left="357"/>
+        <w:jc w:val="both"/>
+        <w:rPr>
+          <w:rFonts w:ascii="Verdana" w:hAnsi="Verdana" w:cs="Poppins"/>
+          <w:bCs/>
+          <w:sz w:val="18"/>
+          <w:szCs w:val="18"/>
+        </w:rPr>
+      </w:pPr>
+    </w:p>
+    <w:p>
+      <w:pPr>
+        <w:ind w:left="357"/>
+        <w:jc w:val="both"/>
+        <w:rPr>
+          <w:rFonts w:ascii="Verdana" w:hAnsi="Verdana" w:cs="Poppins Light"/>
+          <w:noProof/>
+          <w:sz w:val="18"/>
+          <w:szCs w:val="18"/>
+        </w:rPr>
+      </w:pPr>
+      <w:r>
+        <w:rPr>
+          <w:rFonts w:ascii="Verdana" w:hAnsi="Verdana" w:cs="Poppins"/>
           <w:b/>
-          <w:sz w:val="22"/>
-          <w:szCs w:val="22"/>
+          <w:sz w:val="18"/>
+          <w:szCs w:val="18"/>
           <w:u w:val="single"/>
         </w:rPr>
-      </w:pPr>
+        <w:t>Perguntas Norteadoras</w:t>
+      </w:r>
       <w:r>
         <w:rPr>
-          <w:rFonts w:ascii="Poppins" w:hAnsi="Poppins" w:cs="Poppins"/>
+          <w:rFonts w:ascii="Verdana" w:hAnsi="Verdana" w:cs="Poppins"/>
           <w:b/>
-          <w:sz w:val="22"/>
-          <w:szCs w:val="22"/>
+          <w:sz w:val="18"/>
+          <w:szCs w:val="18"/>
           <w:u w:val="single"/>
         </w:rPr>
-        <w:t xml:space="preserve">Entender e aplicar a arquitetura MVC (Model-View-Controller) em uma aplicação </w:t>
+        <w:t>:</w:t>
       </w:r>
-      <w:proofErr w:type="spellStart"/>
-      <w:r>
-        <w:rPr>
-          <w:rFonts w:ascii="Poppins" w:hAnsi="Poppins" w:cs="Poppins"/>
+    </w:p>
+    <w:p>
+      <w:pPr>
+        <w:pStyle w:val="PargrafodaLista"/>
+        <w:jc w:val="both"/>
+        <w:rPr>
+          <w:rFonts w:ascii="Verdana" w:hAnsi="Verdana" w:cs="Poppins Light"/>
+          <w:noProof/>
+          <w:sz w:val="18"/>
+          <w:szCs w:val="18"/>
+        </w:rPr>
+      </w:pPr>
+    </w:p>
+    <w:p>
+      <w:pPr>
+        <w:jc w:val="both"/>
+        <w:rPr>
+          <w:rFonts w:ascii="Verdana" w:hAnsi="Verdana" w:cs="Poppins"/>
           <w:b/>
-          <w:sz w:val="22"/>
-          <w:szCs w:val="22"/>
-          <w:u w:val="single"/>
-        </w:rPr>
-        <w:t>back-end</w:t>
-      </w:r>
-      <w:proofErr w:type="spellEnd"/>
-      <w:r>
-        <w:rPr>
-          <w:rFonts w:ascii="Poppins" w:hAnsi="Poppins" w:cs="Poppins"/>
-          <w:b/>
-          <w:sz w:val="22"/>
-          <w:szCs w:val="22"/>
-          <w:u w:val="single"/>
-        </w:rPr>
-        <w:t xml:space="preserve"> simples, organizando o código de forma clara e escalável.</w:t>
-      </w:r>
-    </w:p>
-    <w:p>
-      <w:pPr>
-        <w:ind w:left="357"/>
-        <w:jc w:val="both"/>
-        <w:rPr>
-          <w:rFonts w:ascii="Poppins" w:hAnsi="Poppins" w:cs="Poppins"/>
-          <w:b/>
-          <w:sz w:val="22"/>
-          <w:szCs w:val="22"/>
-          <w:u w:val="single"/>
-        </w:rPr>
-      </w:pPr>
-    </w:p>
-    <w:p>
-      <w:pPr>
-        <w:ind w:left="357"/>
-        <w:jc w:val="both"/>
-        <w:rPr>
-          <w:rFonts w:ascii="Poppins Light" w:hAnsi="Poppins Light" w:cs="Poppins Light"/>
-          <w:noProof/>
-          <w:sz w:val="18"/>
-          <w:szCs w:val="18"/>
-        </w:rPr>
-      </w:pPr>
-      <w:r>
-        <w:rPr>
-          <w:rFonts w:ascii="Poppins" w:hAnsi="Poppins" w:cs="Poppins"/>
-          <w:b/>
-          <w:sz w:val="22"/>
-          <w:szCs w:val="22"/>
-          <w:u w:val="single"/>
-        </w:rPr>
-        <w:t>Passo a passo do exercício:</w:t>
-      </w:r>
+          <w:bCs/>
+          <w:noProof/>
+          <w:sz w:val="18"/>
+          <w:szCs w:val="18"/>
+        </w:rPr>
+      </w:pPr>
     </w:p>
     <w:p>
       <w:pPr>
@@ -246,415 +233,10 @@
         </w:numPr>
         <w:jc w:val="both"/>
         <w:rPr>
-          <w:rFonts w:ascii="Poppins" w:hAnsi="Poppins" w:cs="Poppins"/>
-          <w:b/>
-          <w:bCs/>
-          <w:noProof/>
-          <w:sz w:val="22"/>
-          <w:szCs w:val="22"/>
-        </w:rPr>
-      </w:pPr>
-      <w:r>
-        <w:rPr>
-          <w:rFonts w:ascii="Poppins" w:hAnsi="Poppins" w:cs="Poppins"/>
-          <w:b/>
-          <w:bCs/>
-          <w:noProof/>
-          <w:sz w:val="22"/>
-          <w:szCs w:val="22"/>
-        </w:rPr>
-        <w:t>Entendendo o conceito de MVC</w:t>
-      </w:r>
-    </w:p>
-    <w:p>
-      <w:pPr>
-        <w:ind w:left="360"/>
-        <w:jc w:val="both"/>
-        <w:rPr>
-          <w:rFonts w:ascii="Poppins Light" w:hAnsi="Poppins Light" w:cs="Poppins Light"/>
-          <w:noProof/>
-          <w:sz w:val="18"/>
-          <w:szCs w:val="18"/>
-        </w:rPr>
-      </w:pPr>
-      <w:r>
-        <w:rPr>
-          <w:rFonts w:ascii="Poppins Light" w:hAnsi="Poppins Light" w:cs="Poppins Light"/>
-          <w:noProof/>
-          <w:sz w:val="18"/>
-          <w:szCs w:val="18"/>
-        </w:rPr>
-        <w:t>A arquitetura MVC é uma forma de organizar o código em três partes principais, cada uma com uma função específica. Vamos conhecer melhor cada uma delas:</w:t>
-      </w:r>
-    </w:p>
-    <w:p>
-      <w:pPr>
-        <w:jc w:val="both"/>
-        <w:rPr>
-          <w:rFonts w:ascii="Poppins Light" w:hAnsi="Poppins Light" w:cs="Poppins Light"/>
-          <w:noProof/>
-          <w:sz w:val="18"/>
-          <w:szCs w:val="18"/>
-        </w:rPr>
-      </w:pPr>
-    </w:p>
-    <w:p>
-      <w:pPr>
-        <w:pStyle w:val="PargrafodaLista"/>
-        <w:numPr>
-          <w:ilvl w:val="0"/>
-          <w:numId w:val="9"/>
-        </w:numPr>
-        <w:jc w:val="both"/>
-        <w:rPr>
-          <w:rFonts w:ascii="Poppins Light" w:hAnsi="Poppins Light" w:cs="Poppins Light"/>
-          <w:noProof/>
-          <w:sz w:val="18"/>
-          <w:szCs w:val="18"/>
-        </w:rPr>
-      </w:pPr>
-      <w:r>
-        <w:rPr>
-          <w:rFonts w:ascii="Poppins" w:hAnsi="Poppins" w:cs="Poppins"/>
-          <w:b/>
-          <w:bCs/>
-          <w:noProof/>
-          <w:sz w:val="22"/>
-          <w:szCs w:val="22"/>
-        </w:rPr>
-        <w:t>Model (</w:t>
-      </w:r>
-      <w:r>
-        <w:rPr>
-          <w:rFonts w:ascii="Poppins" w:hAnsi="Poppins" w:cs="Poppins"/>
-          <w:b/>
-          <w:bCs/>
-          <w:noProof/>
-          <w:sz w:val="22"/>
-          <w:szCs w:val="22"/>
-        </w:rPr>
-        <w:t>m</w:t>
-      </w:r>
-      <w:r>
-        <w:rPr>
-          <w:rFonts w:ascii="Poppins" w:hAnsi="Poppins" w:cs="Poppins"/>
-          <w:b/>
-          <w:bCs/>
-          <w:noProof/>
-          <w:sz w:val="22"/>
-          <w:szCs w:val="22"/>
-        </w:rPr>
-        <w:t>odelo):</w:t>
-      </w:r>
-      <w:r>
-        <w:rPr>
-          <w:rFonts w:ascii="Poppins Light" w:hAnsi="Poppins Light" w:cs="Poppins Light"/>
-          <w:noProof/>
-          <w:sz w:val="22"/>
-          <w:szCs w:val="22"/>
-        </w:rPr>
-        <w:t xml:space="preserve"> </w:t>
-      </w:r>
-      <w:r>
-        <w:rPr>
-          <w:rFonts w:ascii="Poppins Light" w:hAnsi="Poppins Light" w:cs="Poppins Light"/>
-          <w:noProof/>
-          <w:sz w:val="18"/>
-          <w:szCs w:val="18"/>
-        </w:rPr>
-        <w:t>r</w:t>
-      </w:r>
-      <w:r>
-        <w:rPr>
-          <w:rFonts w:ascii="Poppins Light" w:hAnsi="Poppins Light" w:cs="Poppins Light"/>
-          <w:noProof/>
-          <w:sz w:val="18"/>
-          <w:szCs w:val="18"/>
-        </w:rPr>
-        <w:t>epresenta os dados da aplicação e as regras de negócio. No contexto de um sistema de cadastro de usuários, o modelo poderia definir a estrutura dos dados do usuário, como nome, e</w:t>
-      </w:r>
-      <w:r>
-        <w:rPr>
-          <w:rFonts w:ascii="Poppins Light" w:hAnsi="Poppins Light" w:cs="Poppins Light"/>
-          <w:noProof/>
-          <w:sz w:val="18"/>
-          <w:szCs w:val="18"/>
-        </w:rPr>
-        <w:t>-</w:t>
-      </w:r>
-      <w:r>
-        <w:rPr>
-          <w:rFonts w:ascii="Poppins Light" w:hAnsi="Poppins Light" w:cs="Poppins Light"/>
-          <w:noProof/>
-          <w:sz w:val="18"/>
-          <w:szCs w:val="18"/>
-        </w:rPr>
-        <w:t>mail e senha.</w:t>
-      </w:r>
-    </w:p>
-    <w:p>
-      <w:pPr>
-        <w:jc w:val="both"/>
-        <w:rPr>
-          <w:rFonts w:ascii="Poppins Light" w:hAnsi="Poppins Light" w:cs="Poppins Light"/>
-          <w:noProof/>
-          <w:sz w:val="18"/>
-          <w:szCs w:val="18"/>
-        </w:rPr>
-      </w:pPr>
-    </w:p>
-    <w:p>
-      <w:pPr>
-        <w:pStyle w:val="PargrafodaLista"/>
-        <w:numPr>
-          <w:ilvl w:val="0"/>
-          <w:numId w:val="9"/>
-        </w:numPr>
-        <w:jc w:val="both"/>
-        <w:rPr>
-          <w:rFonts w:ascii="Poppins Light" w:hAnsi="Poppins Light" w:cs="Poppins Light"/>
-          <w:noProof/>
-          <w:sz w:val="18"/>
-          <w:szCs w:val="18"/>
-        </w:rPr>
-      </w:pPr>
-      <w:r>
-        <w:rPr>
-          <w:rFonts w:ascii="Poppins" w:hAnsi="Poppins" w:cs="Poppins"/>
-          <w:b/>
-          <w:bCs/>
-          <w:noProof/>
-          <w:sz w:val="22"/>
-          <w:szCs w:val="22"/>
-        </w:rPr>
-        <w:t>View (</w:t>
-      </w:r>
-      <w:r>
-        <w:rPr>
-          <w:rFonts w:ascii="Poppins" w:hAnsi="Poppins" w:cs="Poppins"/>
-          <w:b/>
-          <w:bCs/>
-          <w:noProof/>
-          <w:sz w:val="22"/>
-          <w:szCs w:val="22"/>
-        </w:rPr>
-        <w:t>v</w:t>
-      </w:r>
-      <w:r>
-        <w:rPr>
-          <w:rFonts w:ascii="Poppins" w:hAnsi="Poppins" w:cs="Poppins"/>
-          <w:b/>
-          <w:bCs/>
-          <w:noProof/>
-          <w:sz w:val="22"/>
-          <w:szCs w:val="22"/>
-        </w:rPr>
-        <w:t>isão):</w:t>
-      </w:r>
-      <w:r>
-        <w:rPr>
-          <w:rFonts w:ascii="Poppins Light" w:hAnsi="Poppins Light" w:cs="Poppins Light"/>
-          <w:noProof/>
-          <w:sz w:val="22"/>
-          <w:szCs w:val="22"/>
-        </w:rPr>
-        <w:t xml:space="preserve"> </w:t>
-      </w:r>
-      <w:r>
-        <w:rPr>
-          <w:rFonts w:ascii="Poppins Light" w:hAnsi="Poppins Light" w:cs="Poppins Light"/>
-          <w:noProof/>
-          <w:sz w:val="18"/>
-          <w:szCs w:val="18"/>
-        </w:rPr>
-        <w:t>r</w:t>
-      </w:r>
-      <w:r>
-        <w:rPr>
-          <w:rFonts w:ascii="Poppins Light" w:hAnsi="Poppins Light" w:cs="Poppins Light"/>
-          <w:noProof/>
-          <w:sz w:val="18"/>
-          <w:szCs w:val="18"/>
-        </w:rPr>
-        <w:t>esponsável pela apresentação dos dados ao usuário. No back-end, isso pode ser a formatação dos dados que serão enviados como resposta à API.</w:t>
-      </w:r>
-    </w:p>
-    <w:p>
-      <w:pPr>
-        <w:jc w:val="both"/>
-        <w:rPr>
-          <w:rFonts w:ascii="Poppins Light" w:hAnsi="Poppins Light" w:cs="Poppins Light"/>
-          <w:noProof/>
-          <w:sz w:val="18"/>
-          <w:szCs w:val="18"/>
-        </w:rPr>
-      </w:pPr>
-    </w:p>
-    <w:p>
-      <w:pPr>
-        <w:pStyle w:val="PargrafodaLista"/>
-        <w:numPr>
-          <w:ilvl w:val="0"/>
-          <w:numId w:val="9"/>
-        </w:numPr>
-        <w:jc w:val="both"/>
-        <w:rPr>
-          <w:rFonts w:ascii="Poppins Light" w:hAnsi="Poppins Light" w:cs="Poppins Light"/>
-          <w:noProof/>
-          <w:sz w:val="18"/>
-          <w:szCs w:val="18"/>
-        </w:rPr>
-      </w:pPr>
-      <w:r>
-        <w:rPr>
-          <w:rFonts w:ascii="Poppins" w:hAnsi="Poppins" w:cs="Poppins"/>
-          <w:b/>
-          <w:bCs/>
-          <w:noProof/>
-          <w:sz w:val="22"/>
-          <w:szCs w:val="22"/>
-        </w:rPr>
-        <w:t>Controller (</w:t>
-      </w:r>
-      <w:r>
-        <w:rPr>
-          <w:rFonts w:ascii="Poppins" w:hAnsi="Poppins" w:cs="Poppins"/>
-          <w:b/>
-          <w:bCs/>
-          <w:noProof/>
-          <w:sz w:val="22"/>
-          <w:szCs w:val="22"/>
-        </w:rPr>
-        <w:t>c</w:t>
-      </w:r>
-      <w:r>
-        <w:rPr>
-          <w:rFonts w:ascii="Poppins" w:hAnsi="Poppins" w:cs="Poppins"/>
-          <w:b/>
-          <w:bCs/>
-          <w:noProof/>
-          <w:sz w:val="22"/>
-          <w:szCs w:val="22"/>
-        </w:rPr>
-        <w:t>ontrolador):</w:t>
-      </w:r>
-      <w:r>
-        <w:rPr>
-          <w:rFonts w:ascii="Poppins Light" w:hAnsi="Poppins Light" w:cs="Poppins Light"/>
-          <w:noProof/>
-          <w:sz w:val="22"/>
-          <w:szCs w:val="22"/>
-        </w:rPr>
-        <w:t xml:space="preserve"> </w:t>
-      </w:r>
-      <w:r>
-        <w:rPr>
-          <w:rFonts w:ascii="Poppins Light" w:hAnsi="Poppins Light" w:cs="Poppins Light"/>
-          <w:noProof/>
-          <w:sz w:val="18"/>
-          <w:szCs w:val="18"/>
-        </w:rPr>
-        <w:t>a</w:t>
-      </w:r>
-      <w:r>
-        <w:rPr>
-          <w:rFonts w:ascii="Poppins Light" w:hAnsi="Poppins Light" w:cs="Poppins Light"/>
-          <w:noProof/>
-          <w:sz w:val="18"/>
-          <w:szCs w:val="18"/>
-        </w:rPr>
-        <w:t xml:space="preserve">tua como intermediário entre o Model e o View. Recebe as requisições do usuário, manipula os dados usando o Model e envia uma resposta formatada </w:t>
-      </w:r>
-      <w:r>
-        <w:rPr>
-          <w:rFonts w:ascii="Poppins Light" w:hAnsi="Poppins Light" w:cs="Poppins Light"/>
-          <w:noProof/>
-          <w:sz w:val="18"/>
-          <w:szCs w:val="18"/>
-        </w:rPr>
-        <w:t>por meio</w:t>
-      </w:r>
-      <w:r>
-        <w:rPr>
-          <w:rFonts w:ascii="Poppins Light" w:hAnsi="Poppins Light" w:cs="Poppins Light"/>
-          <w:noProof/>
-          <w:sz w:val="18"/>
-          <w:szCs w:val="18"/>
-        </w:rPr>
-        <w:t xml:space="preserve"> do View.</w:t>
-      </w:r>
-    </w:p>
-    <w:p>
-      <w:pPr>
-        <w:pBdr>
-          <w:bottom w:val="single" w:sz="4" w:space="1" w:color="auto"/>
-        </w:pBdr>
-        <w:jc w:val="both"/>
-        <w:rPr>
-          <w:rFonts w:ascii="Poppins Light" w:hAnsi="Poppins Light" w:cs="Poppins Light"/>
-          <w:noProof/>
-          <w:sz w:val="18"/>
-          <w:szCs w:val="18"/>
-        </w:rPr>
-      </w:pPr>
-    </w:p>
-    <w:p>
-      <w:pPr>
-        <w:jc w:val="both"/>
-        <w:rPr>
-          <w:rFonts w:ascii="Poppins Light" w:hAnsi="Poppins Light" w:cs="Poppins Light"/>
-          <w:noProof/>
-          <w:sz w:val="18"/>
-          <w:szCs w:val="18"/>
-        </w:rPr>
-      </w:pPr>
-    </w:p>
-    <w:p>
-      <w:pPr>
-        <w:pStyle w:val="PargrafodaLista"/>
-        <w:numPr>
-          <w:ilvl w:val="0"/>
-          <w:numId w:val="10"/>
-        </w:numPr>
-        <w:jc w:val="both"/>
-        <w:rPr>
-          <w:rFonts w:ascii="Verdana" w:hAnsi="Verdana" w:cs="Poppins Light"/>
-          <w:noProof/>
-          <w:sz w:val="22"/>
-          <w:szCs w:val="22"/>
-        </w:rPr>
-      </w:pPr>
-      <w:r>
-        <w:rPr>
           <w:rFonts w:ascii="Verdana" w:hAnsi="Verdana" w:cs="Poppins"/>
           <w:b/>
           <w:bCs/>
           <w:noProof/>
-          <w:sz w:val="22"/>
-          <w:szCs w:val="22"/>
-        </w:rPr>
-        <w:t>Passo a passo</w:t>
-      </w:r>
-    </w:p>
-    <w:p>
-      <w:pPr>
-        <w:pStyle w:val="PargrafodaLista"/>
-        <w:jc w:val="both"/>
-        <w:rPr>
-          <w:rFonts w:ascii="Verdana" w:hAnsi="Verdana" w:cs="Poppins Light"/>
-          <w:noProof/>
-          <w:sz w:val="18"/>
-          <w:szCs w:val="18"/>
-        </w:rPr>
-      </w:pPr>
-    </w:p>
-    <w:p>
-      <w:pPr>
-        <w:pStyle w:val="PargrafodaLista"/>
-        <w:jc w:val="both"/>
-        <w:rPr>
-          <w:rFonts w:ascii="Verdana" w:hAnsi="Verdana" w:cs="Poppins Light"/>
-          <w:noProof/>
           <w:sz w:val="18"/>
           <w:szCs w:val="18"/>
         </w:rPr>
@@ -665,905 +247,62 @@
           <w:b/>
           <w:bCs/>
           <w:noProof/>
-          <w:sz w:val="22"/>
-          <w:szCs w:val="22"/>
-        </w:rPr>
-        <w:t>Passo 1:</w:t>
+          <w:sz w:val="18"/>
+          <w:szCs w:val="18"/>
+        </w:rPr>
+        <w:t>Re</w:t>
       </w:r>
-      <w:r>
-        <w:rPr>
-          <w:rFonts w:ascii="Verdana" w:hAnsi="Verdana" w:cs="Poppins Light"/>
-          <w:noProof/>
-          <w:sz w:val="18"/>
-          <w:szCs w:val="18"/>
-        </w:rPr>
-        <w:t xml:space="preserve"> Crie uma pasta principal para o projeto, por exemplo, </w:t>
-      </w:r>
-      <w:r>
-        <w:rPr>
-          <w:rFonts w:ascii="Verdana" w:hAnsi="Verdana" w:cs="Poppins Light"/>
-          <w:noProof/>
-          <w:sz w:val="18"/>
-          <w:szCs w:val="18"/>
-          <w:highlight w:val="lightGray"/>
-        </w:rPr>
-        <w:t>UserManagement.</w:t>
-      </w:r>
-      <w:r>
-        <w:rPr>
-          <w:rFonts w:ascii="Verdana" w:hAnsi="Verdana" w:cs="Poppins Light"/>
-          <w:noProof/>
-          <w:sz w:val="18"/>
-          <w:szCs w:val="18"/>
-        </w:rPr>
-        <w:br/>
-      </w:r>
-    </w:p>
-    <w:p>
-      <w:pPr>
-        <w:pStyle w:val="PargrafodaLista"/>
-        <w:jc w:val="both"/>
-        <w:rPr>
-          <w:rFonts w:ascii="Verdana" w:hAnsi="Verdana" w:cs="Poppins Light"/>
-          <w:noProof/>
-          <w:sz w:val="18"/>
-          <w:szCs w:val="18"/>
-        </w:rPr>
-      </w:pPr>
       <w:r>
         <w:rPr>
           <w:rFonts w:ascii="Verdana" w:hAnsi="Verdana" w:cs="Poppins"/>
           <w:b/>
           <w:bCs/>
           <w:noProof/>
-          <w:sz w:val="22"/>
-          <w:szCs w:val="22"/>
-        </w:rPr>
-        <w:t>Passo 2:</w:t>
+          <w:sz w:val="18"/>
+          <w:szCs w:val="18"/>
+        </w:rPr>
+        <w:t>f</w:t>
       </w:r>
-      <w:r>
-        <w:rPr>
-          <w:rFonts w:ascii="Verdana" w:hAnsi="Verdana" w:cs="Poppins Light"/>
-          <w:noProof/>
-          <w:sz w:val="18"/>
-          <w:szCs w:val="18"/>
-        </w:rPr>
-        <w:t xml:space="preserve"> </w:t>
-      </w:r>
-      <w:r>
-        <w:rPr>
-          <w:rFonts w:ascii="Verdana" w:hAnsi="Verdana" w:cs="Poppins Light"/>
-          <w:noProof/>
-          <w:sz w:val="18"/>
-          <w:szCs w:val="18"/>
-        </w:rPr>
-        <w:t>Dentro dessa pasta, crie três subpastas para organizar o código:</w:t>
-      </w:r>
-    </w:p>
-    <w:p>
-      <w:pPr>
-        <w:pStyle w:val="PargrafodaLista"/>
-        <w:jc w:val="both"/>
-        <w:rPr>
-          <w:rFonts w:ascii="Verdana" w:hAnsi="Verdana" w:cs="Poppins Light"/>
-          <w:noProof/>
-          <w:sz w:val="18"/>
-          <w:szCs w:val="18"/>
-        </w:rPr>
-      </w:pPr>
-    </w:p>
-    <w:p>
-      <w:pPr>
-        <w:pStyle w:val="PargrafodaLista"/>
-        <w:numPr>
-          <w:ilvl w:val="0"/>
-          <w:numId w:val="11"/>
-        </w:numPr>
-        <w:jc w:val="both"/>
-        <w:rPr>
-          <w:rFonts w:ascii="Verdana" w:hAnsi="Verdana" w:cs="Poppins Light"/>
-          <w:noProof/>
-          <w:sz w:val="18"/>
-          <w:szCs w:val="18"/>
-        </w:rPr>
-      </w:pPr>
-      <w:r>
-        <w:rPr>
-          <w:rFonts w:ascii="Verdana" w:hAnsi="Verdana" w:cs="Poppins Light"/>
-          <w:noProof/>
-          <w:sz w:val="18"/>
-          <w:szCs w:val="18"/>
-          <w:highlight w:val="lightGray"/>
-        </w:rPr>
-        <w:t>models/:</w:t>
-      </w:r>
-      <w:r>
-        <w:rPr>
-          <w:rFonts w:ascii="Verdana" w:hAnsi="Verdana" w:cs="Poppins Light"/>
-          <w:noProof/>
-          <w:sz w:val="18"/>
-          <w:szCs w:val="18"/>
-        </w:rPr>
-        <w:t xml:space="preserve"> </w:t>
-      </w:r>
-      <w:r>
-        <w:rPr>
-          <w:rFonts w:ascii="Verdana" w:hAnsi="Verdana" w:cs="Poppins Light"/>
-          <w:noProof/>
-          <w:sz w:val="18"/>
-          <w:szCs w:val="18"/>
-        </w:rPr>
-        <w:t>g</w:t>
-      </w:r>
-      <w:r>
-        <w:rPr>
-          <w:rFonts w:ascii="Verdana" w:hAnsi="Verdana" w:cs="Poppins Light"/>
-          <w:noProof/>
-          <w:sz w:val="18"/>
-          <w:szCs w:val="18"/>
-        </w:rPr>
-        <w:t>uardará as definições e manipulações dos dados.</w:t>
-      </w:r>
-    </w:p>
-    <w:p>
-      <w:pPr>
-        <w:pStyle w:val="PargrafodaLista"/>
-        <w:numPr>
-          <w:ilvl w:val="0"/>
-          <w:numId w:val="11"/>
-        </w:numPr>
-        <w:jc w:val="both"/>
-        <w:rPr>
-          <w:rFonts w:ascii="Verdana" w:hAnsi="Verdana" w:cs="Poppins Light"/>
-          <w:noProof/>
-          <w:sz w:val="18"/>
-          <w:szCs w:val="18"/>
-        </w:rPr>
-      </w:pPr>
-      <w:r>
-        <w:rPr>
-          <w:rFonts w:ascii="Verdana" w:hAnsi="Verdana" w:cs="Poppins Light"/>
-          <w:noProof/>
-          <w:sz w:val="18"/>
-          <w:szCs w:val="18"/>
-          <w:highlight w:val="lightGray"/>
-        </w:rPr>
-        <w:t>views/:</w:t>
-      </w:r>
-      <w:r>
-        <w:rPr>
-          <w:rFonts w:ascii="Verdana" w:hAnsi="Verdana" w:cs="Poppins Light"/>
-          <w:noProof/>
-          <w:sz w:val="18"/>
-          <w:szCs w:val="18"/>
-        </w:rPr>
-        <w:t xml:space="preserve"> </w:t>
-      </w:r>
-      <w:r>
-        <w:rPr>
-          <w:rFonts w:ascii="Verdana" w:hAnsi="Verdana" w:cs="Poppins Light"/>
-          <w:noProof/>
-          <w:sz w:val="18"/>
-          <w:szCs w:val="18"/>
-        </w:rPr>
-        <w:t>s</w:t>
-      </w:r>
-      <w:r>
-        <w:rPr>
-          <w:rFonts w:ascii="Verdana" w:hAnsi="Verdana" w:cs="Poppins Light"/>
-          <w:noProof/>
-          <w:sz w:val="18"/>
-          <w:szCs w:val="18"/>
-        </w:rPr>
-        <w:t>erá utilizada para formatar as respostas (ainda que, em back-end, isso seja mais simples).</w:t>
-      </w:r>
-    </w:p>
-    <w:p>
-      <w:pPr>
-        <w:pStyle w:val="PargrafodaLista"/>
-        <w:numPr>
-          <w:ilvl w:val="0"/>
-          <w:numId w:val="11"/>
-        </w:numPr>
-        <w:jc w:val="both"/>
-        <w:rPr>
-          <w:rFonts w:ascii="Verdana" w:hAnsi="Verdana" w:cs="Poppins Light"/>
-          <w:noProof/>
-          <w:sz w:val="18"/>
-          <w:szCs w:val="18"/>
-        </w:rPr>
-      </w:pPr>
-      <w:r>
-        <w:rPr>
-          <w:rFonts w:ascii="Verdana" w:hAnsi="Verdana" w:cs="Poppins Light"/>
-          <w:noProof/>
-          <w:sz w:val="18"/>
-          <w:szCs w:val="18"/>
-          <w:highlight w:val="lightGray"/>
-        </w:rPr>
-        <w:t>controllers/:</w:t>
-      </w:r>
-      <w:r>
-        <w:rPr>
-          <w:rFonts w:ascii="Verdana" w:hAnsi="Verdana" w:cs="Poppins Light"/>
-          <w:noProof/>
-          <w:sz w:val="18"/>
-          <w:szCs w:val="18"/>
-        </w:rPr>
-        <w:t xml:space="preserve"> </w:t>
-      </w:r>
-      <w:r>
-        <w:rPr>
-          <w:rFonts w:ascii="Verdana" w:hAnsi="Verdana" w:cs="Poppins Light"/>
-          <w:noProof/>
-          <w:sz w:val="18"/>
-          <w:szCs w:val="18"/>
-        </w:rPr>
-        <w:t>c</w:t>
-      </w:r>
-      <w:r>
-        <w:rPr>
-          <w:rFonts w:ascii="Verdana" w:hAnsi="Verdana" w:cs="Poppins Light"/>
-          <w:noProof/>
-          <w:sz w:val="18"/>
-          <w:szCs w:val="18"/>
-        </w:rPr>
-        <w:t>ontém a lógica de manipulação de requisições e respostas.</w:t>
-      </w:r>
-      <w:r>
-        <w:rPr>
-          <w:rFonts w:ascii="Verdana" w:hAnsi="Verdana" w:cs="Poppins Light"/>
-          <w:noProof/>
-          <w:sz w:val="18"/>
-          <w:szCs w:val="18"/>
-        </w:rPr>
-        <w:br/>
-      </w:r>
-    </w:p>
-    <w:p>
-      <w:pPr>
-        <w:pStyle w:val="PargrafodaLista"/>
-        <w:jc w:val="both"/>
-        <w:rPr>
-          <w:rFonts w:ascii="Poppins Light" w:hAnsi="Poppins Light" w:cs="Poppins Light"/>
-          <w:noProof/>
-          <w:sz w:val="18"/>
-          <w:szCs w:val="18"/>
-        </w:rPr>
-      </w:pPr>
       <w:r>
         <w:rPr>
           <w:rFonts w:ascii="Verdana" w:hAnsi="Verdana" w:cs="Poppins"/>
           <w:b/>
           <w:bCs/>
           <w:noProof/>
-          <w:sz w:val="22"/>
-          <w:szCs w:val="22"/>
-        </w:rPr>
-        <w:t>Passo 3:</w:t>
+          <w:sz w:val="18"/>
+          <w:szCs w:val="18"/>
+        </w:rPr>
+        <w:t>lexão:</w:t>
       </w:r>
-      <w:r>
-        <w:rPr>
-          <w:rFonts w:ascii="Verdana" w:hAnsi="Verdana" w:cs="Poppins Light"/>
-          <w:noProof/>
-          <w:sz w:val="18"/>
-          <w:szCs w:val="18"/>
-        </w:rPr>
-        <w:t xml:space="preserve"> No arquivo </w:t>
-      </w:r>
-      <w:r>
-        <w:rPr>
-          <w:rFonts w:ascii="Verdana" w:hAnsi="Verdana" w:cs="Poppins Light"/>
-          <w:noProof/>
-          <w:sz w:val="18"/>
-          <w:szCs w:val="18"/>
-          <w:highlight w:val="lightGray"/>
-        </w:rPr>
-        <w:t>models/userModel.js</w:t>
-      </w:r>
-      <w:r>
-        <w:rPr>
-          <w:rFonts w:ascii="Verdana" w:hAnsi="Verdana" w:cs="Poppins Light"/>
-          <w:noProof/>
-          <w:sz w:val="18"/>
-          <w:szCs w:val="18"/>
-        </w:rPr>
-        <w:t>, defina um esquema básico de um usuário</w:t>
-      </w:r>
-      <w:r>
-        <w:rPr>
-          <w:rFonts w:ascii="Poppins Light" w:hAnsi="Poppins Light" w:cs="Poppins Light"/>
-          <w:noProof/>
-          <w:sz w:val="18"/>
-          <w:szCs w:val="18"/>
-        </w:rPr>
-        <w:t>:</w:t>
-      </w:r>
-      <w:r>
-        <w:rPr>
-          <w:rFonts w:ascii="Poppins Light" w:hAnsi="Poppins Light" w:cs="Poppins Light"/>
-          <w:noProof/>
-          <w:sz w:val="18"/>
-          <w:szCs w:val="18"/>
-        </w:rPr>
-        <w:br/>
-      </w:r>
     </w:p>
     <w:p>
       <w:pPr>
         <w:pStyle w:val="PargrafodaLista"/>
         <w:jc w:val="both"/>
-        <w:rPr>
-          <w:rFonts w:ascii="Poppins Light" w:hAnsi="Poppins Light" w:cs="Poppins Light"/>
-          <w:noProof/>
-          <w:sz w:val="18"/>
-          <w:szCs w:val="18"/>
-        </w:rPr>
-      </w:pPr>
-      <w:r>
-        <w:rPr>
-          <w:noProof/>
-          <w:sz w:val="18"/>
-          <w:szCs w:val="18"/>
-        </w:rPr>
-        <w:lastRenderedPageBreak/>
-        <w:drawing>
-          <wp:inline distT="0" distB="0" distL="0" distR="0" wp14:anchorId="4A2805FB" wp14:editId="1E5DCD19">
-            <wp:extent cx="3507129" cy="1574223"/>
-            <wp:effectExtent l="0" t="0" r="0" b="635"/>
-            <wp:docPr id="1755477515" name="Imagem 1" descr="Texto&#10;&#10;Descrição gerada automaticamente"/>
-            <wp:cNvGraphicFramePr>
-              <a:graphicFrameLocks xmlns:a="http://schemas.openxmlformats.org/drawingml/2006/main" noChangeAspect="1"/>
-            </wp:cNvGraphicFramePr>
-            <a:graphic xmlns:a="http://schemas.openxmlformats.org/drawingml/2006/main">
-              <a:graphicData uri="http://schemas.openxmlformats.org/drawingml/2006/picture">
-                <pic:pic xmlns:pic="http://schemas.openxmlformats.org/drawingml/2006/picture">
-                  <pic:nvPicPr>
-                    <pic:cNvPr id="0" name="Imagem 1"/>
-                    <pic:cNvPicPr/>
-                  </pic:nvPicPr>
-                  <pic:blipFill>
-                    <a:blip r:embed="rId11">
-                      <a:extLst>
-                        <a:ext uri="{28A0092B-C50C-407E-A947-70E740481C1C}">
-                          <a14:useLocalDpi xmlns:a14="http://schemas.microsoft.com/office/drawing/2010/main" val="0"/>
-                        </a:ext>
-                      </a:extLst>
-                    </a:blip>
-                    <a:stretch>
-                      <a:fillRect/>
-                    </a:stretch>
-                  </pic:blipFill>
-                  <pic:spPr>
-                    <a:xfrm>
-                      <a:off x="0" y="0"/>
-                      <a:ext cx="3507129" cy="1574223"/>
-                    </a:xfrm>
-                    <a:prstGeom prst="rect">
-                      <a:avLst/>
-                    </a:prstGeom>
-                  </pic:spPr>
-                </pic:pic>
-              </a:graphicData>
-            </a:graphic>
-          </wp:inline>
-        </w:drawing>
-      </w:r>
-    </w:p>
-    <w:p>
-      <w:pPr>
-        <w:pStyle w:val="PargrafodaLista"/>
-        <w:jc w:val="both"/>
-        <w:rPr>
-          <w:rFonts w:ascii="Poppins Light" w:hAnsi="Poppins Light" w:cs="Poppins Light"/>
-          <w:noProof/>
-          <w:sz w:val="18"/>
-          <w:szCs w:val="18"/>
-        </w:rPr>
-      </w:pPr>
-    </w:p>
-    <w:p>
-      <w:pPr>
-        <w:pStyle w:val="PargrafodaLista"/>
-        <w:jc w:val="both"/>
-        <w:rPr>
-          <w:rFonts w:ascii="Poppins Light" w:hAnsi="Poppins Light" w:cs="Poppins Light"/>
-          <w:noProof/>
-          <w:sz w:val="18"/>
-          <w:szCs w:val="18"/>
-        </w:rPr>
-      </w:pPr>
-      <w:r>
-        <w:rPr>
-          <w:rFonts w:ascii="Poppins Light" w:hAnsi="Poppins Light" w:cs="Poppins Light"/>
-          <w:noProof/>
-          <w:sz w:val="18"/>
-          <w:szCs w:val="18"/>
-        </w:rPr>
-        <w:t xml:space="preserve">Elaborado especialmente para o curso com a ferramenta </w:t>
-      </w:r>
-      <w:r>
-        <w:rPr>
-          <w:rFonts w:ascii="Poppins Light" w:hAnsi="Poppins Light" w:cs="Poppins Light"/>
-          <w:b/>
-          <w:bCs/>
-          <w:noProof/>
-          <w:sz w:val="18"/>
-          <w:szCs w:val="18"/>
-        </w:rPr>
-        <w:t>Visual Studio Code</w:t>
-      </w:r>
-      <w:r>
-        <w:rPr>
-          <w:rFonts w:ascii="Poppins Light" w:hAnsi="Poppins Light" w:cs="Poppins Light"/>
-          <w:noProof/>
-          <w:sz w:val="18"/>
-          <w:szCs w:val="18"/>
-        </w:rPr>
-        <w:t>.</w:t>
-      </w:r>
-    </w:p>
-    <w:p>
-      <w:pPr>
-        <w:pStyle w:val="PargrafodaLista"/>
-        <w:jc w:val="both"/>
-        <w:rPr>
-          <w:rFonts w:ascii="Poppins Light" w:hAnsi="Poppins Light" w:cs="Poppins Light"/>
-          <w:noProof/>
-          <w:sz w:val="18"/>
-          <w:szCs w:val="18"/>
-        </w:rPr>
-      </w:pPr>
-    </w:p>
-    <w:p>
-      <w:pPr>
-        <w:pStyle w:val="PargrafodaLista"/>
-        <w:jc w:val="both"/>
-        <w:rPr>
-          <w:rFonts w:ascii="Poppins Light" w:hAnsi="Poppins Light" w:cs="Poppins Light"/>
-          <w:noProof/>
-          <w:sz w:val="18"/>
-          <w:szCs w:val="18"/>
-        </w:rPr>
-      </w:pPr>
-      <w:r>
         <w:rPr>
           <w:rFonts w:ascii="Verdana" w:hAnsi="Verdana" w:cs="Poppins"/>
           <w:b/>
           <w:bCs/>
           <w:noProof/>
-          <w:sz w:val="22"/>
-          <w:szCs w:val="22"/>
-        </w:rPr>
-        <w:t>Passo 4:</w:t>
-      </w:r>
+          <w:sz w:val="18"/>
+          <w:szCs w:val="18"/>
+        </w:rPr>
+      </w:pPr>
+    </w:p>
+    <w:p>
+      <w:pPr>
+        <w:pStyle w:val="PargrafodaLista"/>
+        <w:jc w:val="both"/>
+        <w:rPr>
+          <w:rFonts w:ascii="Verdana" w:hAnsi="Verdana" w:cs="Poppins"/>
+          <w:noProof/>
+          <w:sz w:val="18"/>
+          <w:szCs w:val="18"/>
+        </w:rPr>
+      </w:pPr>
       <w:r>
         <w:rPr>
-          <w:rFonts w:ascii="Poppins Light" w:hAnsi="Poppins Light" w:cs="Poppins Light"/>
-          <w:noProof/>
-          <w:sz w:val="18"/>
-          <w:szCs w:val="18"/>
-        </w:rPr>
-        <w:t xml:space="preserve"> Em </w:t>
-      </w:r>
-      <w:r>
-        <w:rPr>
-          <w:rFonts w:ascii="Poppins Light" w:hAnsi="Poppins Light" w:cs="Poppins Light"/>
-          <w:noProof/>
-          <w:sz w:val="18"/>
-          <w:szCs w:val="18"/>
-          <w:highlight w:val="lightGray"/>
-        </w:rPr>
-        <w:t>controllers/userController.js</w:t>
-      </w:r>
-      <w:r>
-        <w:rPr>
-          <w:rFonts w:ascii="Poppins Light" w:hAnsi="Poppins Light" w:cs="Poppins Light"/>
-          <w:noProof/>
-          <w:sz w:val="18"/>
-          <w:szCs w:val="18"/>
-        </w:rPr>
-        <w:t>, crie um controlador simples para processar uma requisição de cadastro:</w:t>
-      </w:r>
-    </w:p>
-    <w:p>
-      <w:pPr>
-        <w:pStyle w:val="PargrafodaLista"/>
-        <w:jc w:val="both"/>
-        <w:rPr>
-          <w:rFonts w:ascii="Poppins Light" w:hAnsi="Poppins Light" w:cs="Poppins Light"/>
-          <w:noProof/>
-          <w:sz w:val="18"/>
-          <w:szCs w:val="18"/>
-        </w:rPr>
-      </w:pPr>
-      <w:r>
-        <w:rPr>
-          <w:rFonts w:ascii="Poppins Light" w:hAnsi="Poppins Light" w:cs="Poppins Light"/>
-          <w:noProof/>
-          <w:sz w:val="18"/>
-          <w:szCs w:val="18"/>
-        </w:rPr>
-        <w:drawing>
-          <wp:inline distT="0" distB="0" distL="0" distR="0" wp14:anchorId="556582F3" wp14:editId="40B35606">
-            <wp:extent cx="5275886" cy="2164466"/>
-            <wp:effectExtent l="0" t="0" r="0" b="0"/>
-            <wp:docPr id="1261128718" name="Imagem 1" descr="Texto&#10;&#10;Descrição gerada automaticamente"/>
-            <wp:cNvGraphicFramePr>
-              <a:graphicFrameLocks xmlns:a="http://schemas.openxmlformats.org/drawingml/2006/main" noChangeAspect="1"/>
-            </wp:cNvGraphicFramePr>
-            <a:graphic xmlns:a="http://schemas.openxmlformats.org/drawingml/2006/main">
-              <a:graphicData uri="http://schemas.openxmlformats.org/drawingml/2006/picture">
-                <pic:pic xmlns:pic="http://schemas.openxmlformats.org/drawingml/2006/picture">
-                  <pic:nvPicPr>
-                    <pic:cNvPr id="1261128718" name="Imagem 1" descr="Texto&#10;&#10;Descrição gerada automaticamente"/>
-                    <pic:cNvPicPr/>
-                  </pic:nvPicPr>
-                  <pic:blipFill>
-                    <a:blip r:embed="rId12">
-                      <a:extLst>
-                        <a:ext uri="{28A0092B-C50C-407E-A947-70E740481C1C}">
-                          <a14:useLocalDpi xmlns:a14="http://schemas.microsoft.com/office/drawing/2010/main" val="0"/>
-                        </a:ext>
-                      </a:extLst>
-                    </a:blip>
-                    <a:stretch>
-                      <a:fillRect/>
-                    </a:stretch>
-                  </pic:blipFill>
-                  <pic:spPr>
-                    <a:xfrm>
-                      <a:off x="0" y="0"/>
-                      <a:ext cx="5298439" cy="2173719"/>
-                    </a:xfrm>
-                    <a:prstGeom prst="rect">
-                      <a:avLst/>
-                    </a:prstGeom>
-                  </pic:spPr>
-                </pic:pic>
-              </a:graphicData>
-            </a:graphic>
-          </wp:inline>
-        </w:drawing>
-      </w:r>
-      <w:r>
-        <w:rPr>
-          <w:rFonts w:ascii="Poppins Light" w:hAnsi="Poppins Light" w:cs="Poppins Light"/>
-          <w:noProof/>
-          <w:sz w:val="18"/>
-          <w:szCs w:val="18"/>
-        </w:rPr>
-        <w:br/>
-      </w:r>
-      <w:r>
-        <w:rPr>
-          <w:rFonts w:ascii="Poppins Light" w:hAnsi="Poppins Light" w:cs="Poppins Light"/>
-          <w:noProof/>
-          <w:sz w:val="18"/>
-          <w:szCs w:val="18"/>
-        </w:rPr>
-        <w:t xml:space="preserve">Elaborado especialmente para o curso com a ferramenta </w:t>
-      </w:r>
-      <w:r>
-        <w:rPr>
-          <w:rFonts w:ascii="Poppins Light" w:hAnsi="Poppins Light" w:cs="Poppins Light"/>
-          <w:b/>
-          <w:bCs/>
-          <w:noProof/>
-          <w:sz w:val="18"/>
-          <w:szCs w:val="18"/>
-        </w:rPr>
-        <w:t>Visual Studio Code</w:t>
-      </w:r>
-      <w:r>
-        <w:rPr>
-          <w:rFonts w:ascii="Poppins Light" w:hAnsi="Poppins Light" w:cs="Poppins Light"/>
-          <w:noProof/>
-          <w:sz w:val="18"/>
-          <w:szCs w:val="18"/>
-        </w:rPr>
-        <w:t>.</w:t>
-      </w:r>
-    </w:p>
-    <w:p>
-      <w:pPr>
-        <w:pStyle w:val="PargrafodaLista"/>
-        <w:jc w:val="both"/>
-        <w:rPr>
-          <w:rFonts w:ascii="Poppins Light" w:hAnsi="Poppins Light" w:cs="Poppins Light"/>
-          <w:noProof/>
-          <w:sz w:val="18"/>
-          <w:szCs w:val="18"/>
-        </w:rPr>
-      </w:pPr>
-    </w:p>
-    <w:p>
-      <w:pPr>
-        <w:pStyle w:val="PargrafodaLista"/>
-        <w:jc w:val="both"/>
-        <w:rPr>
-          <w:rFonts w:ascii="Poppins Light" w:hAnsi="Poppins Light" w:cs="Poppins Light"/>
-          <w:noProof/>
-          <w:sz w:val="18"/>
-          <w:szCs w:val="18"/>
-        </w:rPr>
-      </w:pPr>
-      <w:r>
-        <w:rPr>
           <w:rFonts w:ascii="Verdana" w:hAnsi="Verdana" w:cs="Poppins"/>
-          <w:b/>
-          <w:bCs/>
-          <w:noProof/>
-          <w:sz w:val="22"/>
-          <w:szCs w:val="22"/>
-        </w:rPr>
-        <w:t>Passo 5:</w:t>
-      </w:r>
-      <w:r>
-        <w:rPr>
-          <w:rFonts w:ascii="Poppins Light" w:hAnsi="Poppins Light" w:cs="Poppins Light"/>
-          <w:noProof/>
-          <w:sz w:val="18"/>
-          <w:szCs w:val="18"/>
-        </w:rPr>
-        <w:t xml:space="preserve"> Em </w:t>
-      </w:r>
-      <w:r>
-        <w:rPr>
-          <w:rFonts w:ascii="Poppins Light" w:hAnsi="Poppins Light" w:cs="Poppins Light"/>
-          <w:noProof/>
-          <w:sz w:val="18"/>
-          <w:szCs w:val="18"/>
-          <w:highlight w:val="lightGray"/>
-        </w:rPr>
-        <w:t>views/userView.js,</w:t>
-      </w:r>
-      <w:r>
-        <w:rPr>
-          <w:rFonts w:ascii="Poppins Light" w:hAnsi="Poppins Light" w:cs="Poppins Light"/>
-          <w:noProof/>
-          <w:sz w:val="18"/>
-          <w:szCs w:val="18"/>
-        </w:rPr>
-        <w:t xml:space="preserve"> você pode definir como formatar a resposta (se for necessário). Neste exemplo simples, vamos apenas exportar uma função de exemplo:</w:t>
-      </w:r>
-    </w:p>
-    <w:p>
-      <w:pPr>
-        <w:pStyle w:val="PargrafodaLista"/>
-        <w:jc w:val="both"/>
-        <w:rPr>
-          <w:rFonts w:ascii="Poppins Light" w:hAnsi="Poppins Light" w:cs="Poppins Light"/>
-          <w:noProof/>
-          <w:sz w:val="18"/>
-          <w:szCs w:val="18"/>
-        </w:rPr>
-      </w:pPr>
-    </w:p>
-    <w:p>
-      <w:pPr>
-        <w:pStyle w:val="PargrafodaLista"/>
-        <w:jc w:val="both"/>
-        <w:rPr>
-          <w:rFonts w:ascii="Poppins Light" w:hAnsi="Poppins Light" w:cs="Poppins Light"/>
-          <w:noProof/>
-          <w:sz w:val="18"/>
-          <w:szCs w:val="18"/>
-        </w:rPr>
-      </w:pPr>
-      <w:r>
-        <w:rPr>
-          <w:rFonts w:ascii="Poppins Light" w:hAnsi="Poppins Light" w:cs="Poppins Light"/>
-          <w:noProof/>
-          <w:sz w:val="18"/>
-          <w:szCs w:val="18"/>
-        </w:rPr>
-        <w:drawing>
-          <wp:inline distT="0" distB="0" distL="0" distR="0" wp14:anchorId="4D2DCA3D" wp14:editId="3FAA979B">
-            <wp:extent cx="3634450" cy="1604822"/>
-            <wp:effectExtent l="0" t="0" r="0" b="0"/>
-            <wp:docPr id="572099766" name="Imagem 2" descr="Texto&#10;&#10;Descrição gerada automaticamente"/>
-            <wp:cNvGraphicFramePr>
-              <a:graphicFrameLocks xmlns:a="http://schemas.openxmlformats.org/drawingml/2006/main" noChangeAspect="1"/>
-            </wp:cNvGraphicFramePr>
-            <a:graphic xmlns:a="http://schemas.openxmlformats.org/drawingml/2006/main">
-              <a:graphicData uri="http://schemas.openxmlformats.org/drawingml/2006/picture">
-                <pic:pic xmlns:pic="http://schemas.openxmlformats.org/drawingml/2006/picture">
-                  <pic:nvPicPr>
-                    <pic:cNvPr id="572099766" name="Imagem 2" descr="Texto&#10;&#10;Descrição gerada automaticamente"/>
-                    <pic:cNvPicPr/>
-                  </pic:nvPicPr>
-                  <pic:blipFill>
-                    <a:blip r:embed="rId13">
-                      <a:extLst>
-                        <a:ext uri="{28A0092B-C50C-407E-A947-70E740481C1C}">
-                          <a14:useLocalDpi xmlns:a14="http://schemas.microsoft.com/office/drawing/2010/main" val="0"/>
-                        </a:ext>
-                      </a:extLst>
-                    </a:blip>
-                    <a:stretch>
-                      <a:fillRect/>
-                    </a:stretch>
-                  </pic:blipFill>
-                  <pic:spPr>
-                    <a:xfrm>
-                      <a:off x="0" y="0"/>
-                      <a:ext cx="3643206" cy="1608688"/>
-                    </a:xfrm>
-                    <a:prstGeom prst="rect">
-                      <a:avLst/>
-                    </a:prstGeom>
-                  </pic:spPr>
-                </pic:pic>
-              </a:graphicData>
-            </a:graphic>
-          </wp:inline>
-        </w:drawing>
-      </w:r>
-    </w:p>
-    <w:p>
-      <w:pPr>
-        <w:pStyle w:val="PargrafodaLista"/>
-        <w:jc w:val="both"/>
-        <w:rPr>
-          <w:rFonts w:ascii="Poppins Light" w:hAnsi="Poppins Light" w:cs="Poppins Light"/>
-          <w:noProof/>
-          <w:sz w:val="18"/>
-          <w:szCs w:val="18"/>
-        </w:rPr>
-      </w:pPr>
-      <w:r>
-        <w:rPr>
-          <w:rFonts w:ascii="Poppins Light" w:hAnsi="Poppins Light" w:cs="Poppins Light"/>
-          <w:noProof/>
-          <w:sz w:val="18"/>
-          <w:szCs w:val="18"/>
-        </w:rPr>
-        <w:t xml:space="preserve">Elaborado especialmente para o curso com a ferramenta </w:t>
-      </w:r>
-      <w:r>
-        <w:rPr>
-          <w:rFonts w:ascii="Poppins Light" w:hAnsi="Poppins Light" w:cs="Poppins Light"/>
-          <w:b/>
-          <w:bCs/>
-          <w:noProof/>
-          <w:sz w:val="18"/>
-          <w:szCs w:val="18"/>
-        </w:rPr>
-        <w:t>Visual Studio Code</w:t>
-      </w:r>
-      <w:r>
-        <w:rPr>
-          <w:rFonts w:ascii="Poppins Light" w:hAnsi="Poppins Light" w:cs="Poppins Light"/>
-          <w:noProof/>
-          <w:sz w:val="18"/>
-          <w:szCs w:val="18"/>
-        </w:rPr>
-        <w:t>.</w:t>
-      </w:r>
-    </w:p>
-    <w:p>
-      <w:pPr>
-        <w:pStyle w:val="PargrafodaLista"/>
-        <w:jc w:val="both"/>
-        <w:rPr>
-          <w:rFonts w:ascii="Poppins Light" w:hAnsi="Poppins Light" w:cs="Poppins Light"/>
-          <w:noProof/>
-          <w:sz w:val="18"/>
-          <w:szCs w:val="18"/>
-        </w:rPr>
-      </w:pPr>
-    </w:p>
-    <w:p>
-      <w:pPr>
-        <w:pStyle w:val="PargrafodaLista"/>
-        <w:pBdr>
-          <w:bottom w:val="single" w:sz="4" w:space="1" w:color="auto"/>
-        </w:pBdr>
-        <w:jc w:val="both"/>
-        <w:rPr>
-          <w:rFonts w:ascii="Poppins" w:hAnsi="Poppins" w:cs="Poppins"/>
-          <w:b/>
-          <w:bCs/>
-          <w:noProof/>
-          <w:sz w:val="18"/>
-          <w:szCs w:val="18"/>
-        </w:rPr>
-      </w:pPr>
-    </w:p>
-    <w:p>
-      <w:pPr>
-        <w:pStyle w:val="PargrafodaLista"/>
-        <w:jc w:val="both"/>
-        <w:rPr>
-          <w:rFonts w:ascii="Poppins" w:hAnsi="Poppins" w:cs="Poppins"/>
-          <w:b/>
-          <w:bCs/>
-          <w:noProof/>
-          <w:sz w:val="18"/>
-          <w:szCs w:val="18"/>
-        </w:rPr>
-      </w:pPr>
-    </w:p>
-    <w:p>
-      <w:pPr>
-        <w:pStyle w:val="PargrafodaLista"/>
-        <w:numPr>
-          <w:ilvl w:val="0"/>
-          <w:numId w:val="10"/>
-        </w:numPr>
-        <w:jc w:val="both"/>
-        <w:rPr>
-          <w:rFonts w:ascii="Verdana" w:hAnsi="Verdana" w:cs="Poppins"/>
-          <w:b/>
-          <w:bCs/>
-          <w:noProof/>
-          <w:sz w:val="18"/>
-          <w:szCs w:val="18"/>
-        </w:rPr>
-      </w:pPr>
-      <w:r>
-        <w:rPr>
-          <w:rFonts w:ascii="Verdana" w:hAnsi="Verdana" w:cs="Poppins"/>
-          <w:b/>
-          <w:bCs/>
-          <w:noProof/>
-          <w:sz w:val="18"/>
-          <w:szCs w:val="18"/>
-        </w:rPr>
-        <w:t>Re</w:t>
-      </w:r>
-      <w:r>
-        <w:rPr>
-          <w:rFonts w:ascii="Verdana" w:hAnsi="Verdana" w:cs="Poppins"/>
-          <w:b/>
-          <w:bCs/>
-          <w:noProof/>
-          <w:sz w:val="18"/>
-          <w:szCs w:val="18"/>
-        </w:rPr>
-        <w:t>f</w:t>
-      </w:r>
-      <w:r>
-        <w:rPr>
-          <w:rFonts w:ascii="Verdana" w:hAnsi="Verdana" w:cs="Poppins"/>
-          <w:b/>
-          <w:bCs/>
-          <w:noProof/>
-          <w:sz w:val="18"/>
-          <w:szCs w:val="18"/>
-        </w:rPr>
-        <w:t>lexão:</w:t>
-      </w:r>
-    </w:p>
-    <w:p>
-      <w:pPr>
-        <w:pStyle w:val="PargrafodaLista"/>
-        <w:jc w:val="both"/>
-        <w:rPr>
-          <w:rFonts w:ascii="Poppins" w:hAnsi="Poppins" w:cs="Poppins"/>
-          <w:b/>
-          <w:bCs/>
-          <w:noProof/>
-          <w:sz w:val="18"/>
-          <w:szCs w:val="18"/>
-        </w:rPr>
-      </w:pPr>
-    </w:p>
-    <w:p>
-      <w:pPr>
-        <w:pStyle w:val="PargrafodaLista"/>
-        <w:jc w:val="both"/>
-        <w:rPr>
-          <w:rFonts w:ascii="Poppins" w:hAnsi="Poppins" w:cs="Poppins"/>
-          <w:noProof/>
-          <w:sz w:val="18"/>
-          <w:szCs w:val="18"/>
-        </w:rPr>
-      </w:pPr>
-      <w:r>
-        <w:rPr>
-          <w:rFonts w:ascii="Poppins" w:hAnsi="Poppins" w:cs="Poppins"/>
           <w:noProof/>
           <w:sz w:val="18"/>
           <w:szCs w:val="18"/>
@@ -1572,7 +311,7 @@
       </w:r>
       <w:r>
         <w:rPr>
-          <w:rFonts w:ascii="Poppins" w:hAnsi="Poppins" w:cs="Poppins"/>
+          <w:rFonts w:ascii="Verdana" w:hAnsi="Verdana" w:cs="Poppins"/>
           <w:noProof/>
           <w:sz w:val="18"/>
           <w:szCs w:val="18"/>
@@ -1585,7 +324,7 @@
         <w:pStyle w:val="PargrafodaLista"/>
         <w:jc w:val="both"/>
         <w:rPr>
-          <w:rFonts w:ascii="Poppins Light" w:hAnsi="Poppins Light" w:cs="Poppins Light"/>
+          <w:rFonts w:ascii="Verdana" w:hAnsi="Verdana" w:cs="Poppins Light"/>
           <w:b/>
           <w:bCs/>
           <w:noProof/>
@@ -1603,7 +342,7 @@
         </w:numPr>
         <w:jc w:val="both"/>
         <w:rPr>
-          <w:rFonts w:ascii="Poppins Light" w:hAnsi="Poppins Light" w:cs="Poppins Light"/>
+          <w:rFonts w:ascii="Verdana" w:hAnsi="Verdana" w:cs="Poppins Light"/>
           <w:noProof/>
           <w:sz w:val="18"/>
           <w:szCs w:val="18"/>
@@ -1611,13 +350,145 @@
       </w:pPr>
       <w:r>
         <w:rPr>
-          <w:rFonts w:ascii="Poppins Light" w:hAnsi="Poppins Light" w:cs="Poppins Light"/>
+          <w:rFonts w:ascii="Verdana" w:hAnsi="Verdana" w:cs="Poppins Light"/>
           <w:noProof/>
           <w:sz w:val="18"/>
           <w:szCs w:val="18"/>
         </w:rPr>
         <w:t>Como a arquitetura MVC ajuda a manter o código organizado e escalável?</w:t>
       </w:r>
+    </w:p>
+    <w:p>
+      <w:pPr>
+        <w:jc w:val="both"/>
+        <w:rPr>
+          <w:rFonts w:ascii="Verdana" w:hAnsi="Verdana" w:cs="Poppins Light"/>
+          <w:noProof/>
+          <w:sz w:val="18"/>
+          <w:szCs w:val="18"/>
+        </w:rPr>
+      </w:pPr>
+    </w:p>
+    <w:p>
+      <w:pPr>
+        <w:jc w:val="both"/>
+        <w:rPr>
+          <w:rFonts w:ascii="Verdana" w:hAnsi="Verdana" w:cs="Poppins Light"/>
+          <w:noProof/>
+          <w:sz w:val="18"/>
+          <w:szCs w:val="18"/>
+        </w:rPr>
+      </w:pPr>
+    </w:p>
+    <w:p>
+      <w:pPr>
+        <w:jc w:val="both"/>
+        <w:rPr>
+          <w:rFonts w:ascii="Verdana" w:hAnsi="Verdana" w:cs="Poppins Light"/>
+          <w:noProof/>
+          <w:sz w:val="18"/>
+          <w:szCs w:val="18"/>
+        </w:rPr>
+      </w:pPr>
+    </w:p>
+    <w:p>
+      <w:pPr>
+        <w:jc w:val="both"/>
+        <w:rPr>
+          <w:rFonts w:ascii="Verdana" w:hAnsi="Verdana" w:cs="Poppins Light"/>
+          <w:noProof/>
+          <w:sz w:val="18"/>
+          <w:szCs w:val="18"/>
+        </w:rPr>
+      </w:pPr>
+    </w:p>
+    <w:p>
+      <w:pPr>
+        <w:jc w:val="both"/>
+        <w:rPr>
+          <w:rFonts w:ascii="Verdana" w:hAnsi="Verdana" w:cs="Poppins Light"/>
+          <w:noProof/>
+          <w:sz w:val="18"/>
+          <w:szCs w:val="18"/>
+        </w:rPr>
+      </w:pPr>
+    </w:p>
+    <w:p>
+      <w:pPr>
+        <w:jc w:val="both"/>
+        <w:rPr>
+          <w:rFonts w:ascii="Verdana" w:hAnsi="Verdana" w:cs="Poppins Light"/>
+          <w:noProof/>
+          <w:sz w:val="18"/>
+          <w:szCs w:val="18"/>
+        </w:rPr>
+      </w:pPr>
+    </w:p>
+    <w:p>
+      <w:pPr>
+        <w:jc w:val="both"/>
+        <w:rPr>
+          <w:rFonts w:ascii="Verdana" w:hAnsi="Verdana" w:cs="Poppins Light"/>
+          <w:noProof/>
+          <w:sz w:val="18"/>
+          <w:szCs w:val="18"/>
+        </w:rPr>
+      </w:pPr>
+    </w:p>
+    <w:p>
+      <w:pPr>
+        <w:jc w:val="both"/>
+        <w:rPr>
+          <w:rFonts w:ascii="Verdana" w:hAnsi="Verdana" w:cs="Poppins Light"/>
+          <w:noProof/>
+          <w:sz w:val="18"/>
+          <w:szCs w:val="18"/>
+        </w:rPr>
+      </w:pPr>
+    </w:p>
+    <w:p>
+      <w:pPr>
+        <w:jc w:val="both"/>
+        <w:rPr>
+          <w:rFonts w:ascii="Verdana" w:hAnsi="Verdana" w:cs="Poppins Light"/>
+          <w:noProof/>
+          <w:sz w:val="18"/>
+          <w:szCs w:val="18"/>
+        </w:rPr>
+      </w:pPr>
+    </w:p>
+    <w:p>
+      <w:pPr>
+        <w:jc w:val="both"/>
+        <w:rPr>
+          <w:rFonts w:ascii="Verdana" w:hAnsi="Verdana" w:cs="Poppins Light"/>
+          <w:noProof/>
+          <w:sz w:val="18"/>
+          <w:szCs w:val="18"/>
+        </w:rPr>
+      </w:pPr>
+    </w:p>
+    <w:p>
+      <w:pPr>
+        <w:jc w:val="both"/>
+        <w:rPr>
+          <w:rFonts w:ascii="Verdana" w:hAnsi="Verdana" w:cs="Poppins Light"/>
+          <w:noProof/>
+          <w:sz w:val="18"/>
+          <w:szCs w:val="18"/>
+        </w:rPr>
+      </w:pPr>
+    </w:p>
+    <w:p>
+      <w:pPr>
+        <w:jc w:val="both"/>
+        <w:rPr>
+          <w:rFonts w:ascii="Verdana" w:hAnsi="Verdana" w:cs="Poppins Light"/>
+          <w:noProof/>
+          <w:sz w:val="18"/>
+          <w:szCs w:val="18"/>
+        </w:rPr>
+      </w:pPr>
     </w:p>
     <w:p>
       <w:pPr>
@@ -1628,7 +499,7 @@
         </w:numPr>
         <w:jc w:val="both"/>
         <w:rPr>
-          <w:rFonts w:ascii="Poppins Light" w:hAnsi="Poppins Light" w:cs="Poppins Light"/>
+          <w:rFonts w:ascii="Verdana" w:hAnsi="Verdana" w:cs="Poppins Light"/>
           <w:noProof/>
           <w:sz w:val="18"/>
           <w:szCs w:val="18"/>
@@ -1636,14 +507,200 @@
       </w:pPr>
       <w:r>
         <w:rPr>
-          <w:rFonts w:ascii="Poppins Light" w:hAnsi="Poppins Light" w:cs="Poppins Light"/>
-          <w:noProof/>
-          <w:sz w:val="18"/>
-          <w:szCs w:val="18"/>
-        </w:rPr>
-        <w:lastRenderedPageBreak/>
+          <w:rFonts w:ascii="Verdana" w:hAnsi="Verdana" w:cs="Poppins Light"/>
+          <w:noProof/>
+          <w:sz w:val="18"/>
+          <w:szCs w:val="18"/>
+        </w:rPr>
         <w:t>Qual seria a estrutura de pastas ideal para um projeto mais complexo?</w:t>
       </w:r>
+    </w:p>
+    <w:p>
+      <w:pPr>
+        <w:jc w:val="both"/>
+        <w:rPr>
+          <w:rFonts w:ascii="Verdana" w:hAnsi="Verdana" w:cs="Poppins Light"/>
+          <w:noProof/>
+          <w:sz w:val="18"/>
+          <w:szCs w:val="18"/>
+        </w:rPr>
+      </w:pPr>
+    </w:p>
+    <w:p>
+      <w:pPr>
+        <w:jc w:val="both"/>
+        <w:rPr>
+          <w:rFonts w:ascii="Verdana" w:hAnsi="Verdana" w:cs="Poppins Light"/>
+          <w:noProof/>
+          <w:sz w:val="18"/>
+          <w:szCs w:val="18"/>
+        </w:rPr>
+      </w:pPr>
+    </w:p>
+    <w:p>
+      <w:pPr>
+        <w:jc w:val="both"/>
+        <w:rPr>
+          <w:rFonts w:ascii="Verdana" w:hAnsi="Verdana" w:cs="Poppins Light"/>
+          <w:noProof/>
+          <w:sz w:val="18"/>
+          <w:szCs w:val="18"/>
+        </w:rPr>
+      </w:pPr>
+    </w:p>
+    <w:p>
+      <w:pPr>
+        <w:jc w:val="both"/>
+        <w:rPr>
+          <w:rFonts w:ascii="Verdana" w:hAnsi="Verdana" w:cs="Poppins Light"/>
+          <w:noProof/>
+          <w:sz w:val="18"/>
+          <w:szCs w:val="18"/>
+        </w:rPr>
+      </w:pPr>
+    </w:p>
+    <w:p>
+      <w:pPr>
+        <w:jc w:val="both"/>
+        <w:rPr>
+          <w:rFonts w:ascii="Verdana" w:hAnsi="Verdana" w:cs="Poppins Light"/>
+          <w:noProof/>
+          <w:sz w:val="18"/>
+          <w:szCs w:val="18"/>
+        </w:rPr>
+      </w:pPr>
+    </w:p>
+    <w:p>
+      <w:pPr>
+        <w:jc w:val="both"/>
+        <w:rPr>
+          <w:rFonts w:ascii="Verdana" w:hAnsi="Verdana" w:cs="Poppins Light"/>
+          <w:noProof/>
+          <w:sz w:val="18"/>
+          <w:szCs w:val="18"/>
+        </w:rPr>
+      </w:pPr>
+    </w:p>
+    <w:p>
+      <w:pPr>
+        <w:jc w:val="both"/>
+        <w:rPr>
+          <w:rFonts w:ascii="Verdana" w:hAnsi="Verdana" w:cs="Poppins Light"/>
+          <w:noProof/>
+          <w:sz w:val="18"/>
+          <w:szCs w:val="18"/>
+        </w:rPr>
+      </w:pPr>
+    </w:p>
+    <w:p>
+      <w:pPr>
+        <w:jc w:val="both"/>
+        <w:rPr>
+          <w:rFonts w:ascii="Verdana" w:hAnsi="Verdana" w:cs="Poppins Light"/>
+          <w:noProof/>
+          <w:sz w:val="18"/>
+          <w:szCs w:val="18"/>
+        </w:rPr>
+      </w:pPr>
+    </w:p>
+    <w:p>
+      <w:pPr>
+        <w:jc w:val="both"/>
+        <w:rPr>
+          <w:rFonts w:ascii="Verdana" w:hAnsi="Verdana" w:cs="Poppins Light"/>
+          <w:noProof/>
+          <w:sz w:val="18"/>
+          <w:szCs w:val="18"/>
+        </w:rPr>
+      </w:pPr>
+    </w:p>
+    <w:p>
+      <w:pPr>
+        <w:jc w:val="both"/>
+        <w:rPr>
+          <w:rFonts w:ascii="Verdana" w:hAnsi="Verdana" w:cs="Poppins Light"/>
+          <w:noProof/>
+          <w:sz w:val="18"/>
+          <w:szCs w:val="18"/>
+        </w:rPr>
+      </w:pPr>
+    </w:p>
+    <w:p>
+      <w:pPr>
+        <w:jc w:val="both"/>
+        <w:rPr>
+          <w:rFonts w:ascii="Verdana" w:hAnsi="Verdana" w:cs="Poppins Light"/>
+          <w:noProof/>
+          <w:sz w:val="18"/>
+          <w:szCs w:val="18"/>
+        </w:rPr>
+      </w:pPr>
+    </w:p>
+    <w:p>
+      <w:pPr>
+        <w:jc w:val="both"/>
+        <w:rPr>
+          <w:rFonts w:ascii="Verdana" w:hAnsi="Verdana" w:cs="Poppins Light"/>
+          <w:noProof/>
+          <w:sz w:val="18"/>
+          <w:szCs w:val="18"/>
+        </w:rPr>
+      </w:pPr>
+    </w:p>
+    <w:p>
+      <w:pPr>
+        <w:jc w:val="both"/>
+        <w:rPr>
+          <w:rFonts w:ascii="Verdana" w:hAnsi="Verdana" w:cs="Poppins Light"/>
+          <w:noProof/>
+          <w:sz w:val="18"/>
+          <w:szCs w:val="18"/>
+        </w:rPr>
+      </w:pPr>
+    </w:p>
+    <w:p>
+      <w:pPr>
+        <w:jc w:val="both"/>
+        <w:rPr>
+          <w:rFonts w:ascii="Verdana" w:hAnsi="Verdana" w:cs="Poppins Light"/>
+          <w:noProof/>
+          <w:sz w:val="18"/>
+          <w:szCs w:val="18"/>
+        </w:rPr>
+      </w:pPr>
+    </w:p>
+    <w:p>
+      <w:pPr>
+        <w:jc w:val="both"/>
+        <w:rPr>
+          <w:rFonts w:ascii="Verdana" w:hAnsi="Verdana" w:cs="Poppins Light"/>
+          <w:noProof/>
+          <w:sz w:val="18"/>
+          <w:szCs w:val="18"/>
+        </w:rPr>
+      </w:pPr>
+    </w:p>
+    <w:p>
+      <w:pPr>
+        <w:jc w:val="both"/>
+        <w:rPr>
+          <w:rFonts w:ascii="Verdana" w:hAnsi="Verdana" w:cs="Poppins Light"/>
+          <w:noProof/>
+          <w:sz w:val="18"/>
+          <w:szCs w:val="18"/>
+        </w:rPr>
+      </w:pPr>
+    </w:p>
+    <w:p>
+      <w:pPr>
+        <w:jc w:val="both"/>
+        <w:rPr>
+          <w:rFonts w:ascii="Verdana" w:hAnsi="Verdana" w:cs="Poppins Light"/>
+          <w:noProof/>
+          <w:sz w:val="18"/>
+          <w:szCs w:val="18"/>
+        </w:rPr>
+      </w:pPr>
     </w:p>
     <w:p>
       <w:pPr>
@@ -1654,7 +711,7 @@
         </w:numPr>
         <w:jc w:val="both"/>
         <w:rPr>
-          <w:rFonts w:ascii="Poppins Light" w:hAnsi="Poppins Light" w:cs="Poppins Light"/>
+          <w:rFonts w:ascii="Verdana" w:hAnsi="Verdana" w:cs="Poppins Light"/>
           <w:noProof/>
           <w:sz w:val="18"/>
           <w:szCs w:val="18"/>
@@ -1662,7 +719,7 @@
       </w:pPr>
       <w:r>
         <w:rPr>
-          <w:rFonts w:ascii="Poppins Light" w:hAnsi="Poppins Light" w:cs="Poppins Light"/>
+          <w:rFonts w:ascii="Verdana" w:hAnsi="Verdana" w:cs="Poppins Light"/>
           <w:noProof/>
           <w:sz w:val="18"/>
           <w:szCs w:val="18"/>
@@ -1689,9 +746,9 @@
       </w:pPr>
     </w:p>
     <w:sectPr>
-      <w:headerReference w:type="default" r:id="rId14"/>
-      <w:footerReference w:type="even" r:id="rId15"/>
-      <w:footerReference w:type="default" r:id="rId16"/>
+      <w:headerReference w:type="default" r:id="rId11"/>
+      <w:footerReference w:type="even" r:id="rId12"/>
+      <w:footerReference w:type="default" r:id="rId13"/>
       <w:pgSz w:w="11907" w:h="16840" w:code="9"/>
       <w:pgMar w:top="1134" w:right="1134" w:bottom="1134" w:left="1134" w:header="709" w:footer="709" w:gutter="0"/>
       <w:cols w:space="708"/>
@@ -3898,6 +2955,7 @@
   <w:style w:type="character" w:default="1" w:styleId="Fontepargpadro">
     <w:name w:val="Default Paragraph Font"/>
     <w:uiPriority w:val="1"/>
+    <w:semiHidden/>
     <w:unhideWhenUsed/>
   </w:style>
   <w:style w:type="table" w:default="1" w:styleId="Tabelanormal">
@@ -4448,29 +3506,6 @@
 </file>
 
 <file path=customXml/item1.xml><?xml version="1.0" encoding="utf-8"?>
-<b:Sources xmlns:b="http://schemas.openxmlformats.org/officeDocument/2006/bibliography" xmlns="http://schemas.openxmlformats.org/officeDocument/2006/bibliography" SelectedStyle="\APASixthEditionOfficeOnline.xsl" StyleName="APA" Version="6"/>
-</file>
-
-<file path=customXml/item2.xml><?xml version="1.0" encoding="utf-8"?>
-<?mso-contentType ?>
-<FormTemplates xmlns="http://schemas.microsoft.com/sharepoint/v3/contenttype/forms">
-  <Display>DocumentLibraryForm</Display>
-  <Edit>DocumentLibraryForm</Edit>
-  <New>DocumentLibraryForm</New>
-</FormTemplates>
-</file>
-
-<file path=customXml/item3.xml><?xml version="1.0" encoding="utf-8"?>
-<p:properties xmlns:p="http://schemas.microsoft.com/office/2006/metadata/properties" xmlns:xsi="http://www.w3.org/2001/XMLSchema-instance" xmlns:pc="http://schemas.microsoft.com/office/infopath/2007/PartnerControls">
-  <documentManagement>
-    <lcf76f155ced4ddcb4097134ff3c332f xmlns="aacb3b2f-5927-4b98-82b1-fea2b4072a87">
-      <Terms xmlns="http://schemas.microsoft.com/office/infopath/2007/PartnerControls"/>
-    </lcf76f155ced4ddcb4097134ff3c332f>
-  </documentManagement>
-</p:properties>
-</file>
-
-<file path=customXml/item4.xml><?xml version="1.0" encoding="utf-8"?>
 <ct:contentTypeSchema xmlns:ct="http://schemas.microsoft.com/office/2006/metadata/contentType" xmlns:ma="http://schemas.microsoft.com/office/2006/metadata/properties/metaAttributes" ct:_="" ma:_="" ma:contentTypeName="Documento" ma:contentTypeID="0x0101004B81252851F28942875D89D2C39F1241" ma:contentTypeVersion="15" ma:contentTypeDescription="Crie um novo documento." ma:contentTypeScope="" ma:versionID="4e46b09e2e6b67f5a202482358a70266">
   <xsd:schema xmlns:xsd="http://www.w3.org/2001/XMLSchema" xmlns:xs="http://www.w3.org/2001/XMLSchema" xmlns:p="http://schemas.microsoft.com/office/2006/metadata/properties" xmlns:ns2="aacb3b2f-5927-4b98-82b1-fea2b4072a87" xmlns:ns3="a45d3e5f-3e31-4187-b998-c44ee850df36" targetNamespace="http://schemas.microsoft.com/office/2006/metadata/properties" ma:root="true" ma:fieldsID="ef0301d2f9233e70a9e2515efbb27929" ns2:_="" ns3:_="">
     <xsd:import namespace="aacb3b2f-5927-4b98-82b1-fea2b4072a87"/>
@@ -4693,33 +3728,30 @@
 </ct:contentTypeSchema>
 </file>
 
-<file path=customXml/itemProps1.xml><?xml version="1.0" encoding="utf-8"?>
-<ds:datastoreItem xmlns:ds="http://schemas.openxmlformats.org/officeDocument/2006/customXml" ds:itemID="{F9B0E567-E7AD-458D-9254-3CD1F7550015}">
-  <ds:schemaRefs>
-    <ds:schemaRef ds:uri="http://schemas.openxmlformats.org/officeDocument/2006/bibliography"/>
-  </ds:schemaRefs>
-</ds:datastoreItem>
+<file path=customXml/item2.xml><?xml version="1.0" encoding="utf-8"?>
+<p:properties xmlns:p="http://schemas.microsoft.com/office/2006/metadata/properties" xmlns:xsi="http://www.w3.org/2001/XMLSchema-instance" xmlns:pc="http://schemas.microsoft.com/office/infopath/2007/PartnerControls">
+  <documentManagement>
+    <lcf76f155ced4ddcb4097134ff3c332f xmlns="aacb3b2f-5927-4b98-82b1-fea2b4072a87">
+      <Terms xmlns="http://schemas.microsoft.com/office/infopath/2007/PartnerControls"/>
+    </lcf76f155ced4ddcb4097134ff3c332f>
+  </documentManagement>
+</p:properties>
 </file>
 
-<file path=customXml/itemProps2.xml><?xml version="1.0" encoding="utf-8"?>
-<ds:datastoreItem xmlns:ds="http://schemas.openxmlformats.org/officeDocument/2006/customXml" ds:itemID="{850752D4-451A-439A-8A96-F42447FC0218}">
-  <ds:schemaRefs>
-    <ds:schemaRef ds:uri="http://schemas.microsoft.com/sharepoint/v3/contenttype/forms"/>
-  </ds:schemaRefs>
-</ds:datastoreItem>
+<file path=customXml/item3.xml><?xml version="1.0" encoding="utf-8"?>
+<?mso-contentType ?>
+<FormTemplates xmlns="http://schemas.microsoft.com/sharepoint/v3/contenttype/forms">
+  <Display>DocumentLibraryForm</Display>
+  <Edit>DocumentLibraryForm</Edit>
+  <New>DocumentLibraryForm</New>
+</FormTemplates>
 </file>
 
-<file path=customXml/itemProps3.xml><?xml version="1.0" encoding="utf-8"?>
-<ds:datastoreItem xmlns:ds="http://schemas.openxmlformats.org/officeDocument/2006/customXml" ds:itemID="{CA69DA6B-AFE2-4EB3-81BB-611FDC7DFA2D}">
-  <ds:schemaRefs>
-    <ds:schemaRef ds:uri="http://schemas.microsoft.com/office/2006/metadata/properties"/>
-    <ds:schemaRef ds:uri="http://schemas.microsoft.com/office/infopath/2007/PartnerControls"/>
-    <ds:schemaRef ds:uri="aacb3b2f-5927-4b98-82b1-fea2b4072a87"/>
-  </ds:schemaRefs>
-</ds:datastoreItem>
+<file path=customXml/item4.xml><?xml version="1.0" encoding="utf-8"?>
+<b:Sources xmlns:b="http://schemas.openxmlformats.org/officeDocument/2006/bibliography" xmlns="http://schemas.openxmlformats.org/officeDocument/2006/bibliography" SelectedStyle="\APASixthEditionOfficeOnline.xsl" StyleName="APA" Version="6"/>
 </file>
 
-<file path=customXml/itemProps4.xml><?xml version="1.0" encoding="utf-8"?>
+<file path=customXml/itemProps1.xml><?xml version="1.0" encoding="utf-8"?>
 <ds:datastoreItem xmlns:ds="http://schemas.openxmlformats.org/officeDocument/2006/customXml" ds:itemID="{0DD8122C-6BBE-44BC-9E8F-0134CB1AC9B2}">
   <ds:schemaRefs>
     <ds:schemaRef ds:uri="http://schemas.microsoft.com/office/2006/metadata/contentType"/>
@@ -4736,4 +3768,30 @@
     <ds:schemaRef ds:uri="http://schemas.microsoft.com/internal/obd"/>
   </ds:schemaRefs>
 </ds:datastoreItem>
+</file>
+
+<file path=customXml/itemProps2.xml><?xml version="1.0" encoding="utf-8"?>
+<ds:datastoreItem xmlns:ds="http://schemas.openxmlformats.org/officeDocument/2006/customXml" ds:itemID="{CA69DA6B-AFE2-4EB3-81BB-611FDC7DFA2D}">
+  <ds:schemaRefs>
+    <ds:schemaRef ds:uri="http://schemas.microsoft.com/office/2006/metadata/properties"/>
+    <ds:schemaRef ds:uri="http://schemas.microsoft.com/office/infopath/2007/PartnerControls"/>
+    <ds:schemaRef ds:uri="aacb3b2f-5927-4b98-82b1-fea2b4072a87"/>
+  </ds:schemaRefs>
+</ds:datastoreItem>
+</file>
+
+<file path=customXml/itemProps3.xml><?xml version="1.0" encoding="utf-8"?>
+<ds:datastoreItem xmlns:ds="http://schemas.openxmlformats.org/officeDocument/2006/customXml" ds:itemID="{850752D4-451A-439A-8A96-F42447FC0218}">
+  <ds:schemaRefs>
+    <ds:schemaRef ds:uri="http://schemas.microsoft.com/sharepoint/v3/contenttype/forms"/>
+  </ds:schemaRefs>
+</ds:datastoreItem>
+</file>
+
+<file path=customXml/itemProps4.xml><?xml version="1.0" encoding="utf-8"?>
+<ds:datastoreItem xmlns:ds="http://schemas.openxmlformats.org/officeDocument/2006/customXml" ds:itemID="{F9B0E567-E7AD-458D-9254-3CD1F7550015}">
+  <ds:schemaRefs>
+    <ds:schemaRef ds:uri="http://schemas.openxmlformats.org/officeDocument/2006/bibliography"/>
+  </ds:schemaRefs>
+</ds:datastoreItem>
 </file>